--- a/app/templates/documents/catalog.docx
+++ b/app/templates/documents/catalog.docx
@@ -305,7 +305,7 @@
           <w:szCs w:val="28"/>
           <w:lang w:val="ru-RU"/>
         </w:rPr>
-        <w:t xml:space="preserve"> Выставка  Красный Маяк Ранга САС – ЧФ РФЛС</w:t>
+        <w:t xml:space="preserve">{{ show_name }}</w:t>
       </w:r>
     </w:p>
     <w:p>
@@ -511,7 +511,7 @@
           <w:szCs w:val="22"/>
           <w:lang w:val="ru-RU"/>
         </w:rPr>
-        <w:t>22.11.2025 г. Москва</w:t>
+        <w:t xml:space="preserve">{{ period }} г. {{ city }}</w:t>
       </w:r>
     </w:p>
     <w:p>
@@ -574,7 +574,7 @@
           <w:szCs w:val="22"/>
           <w:lang w:val="ru-RU"/>
         </w:rPr>
-        <w:t>22.11.2025</w:t>
+        <w:t xml:space="preserve">{{ period }}</w:t>
       </w:r>
     </w:p>
     <w:p>
@@ -616,7 +616,7 @@
           <w:szCs w:val="22"/>
           <w:lang w:val="ru-RU"/>
         </w:rPr>
-        <w:t>СФЕРА</w:t>
+        <w:t xml:space="preserve">{{ venue }}</w:t>
       </w:r>
     </w:p>
     <w:p>
@@ -826,7 +826,7 @@
           <w:szCs w:val="22"/>
           <w:lang w:val="ru-RU"/>
         </w:rPr>
-        <w:t xml:space="preserve">Гришина Евгения Евгеньевна (Россия / Russia, Москва) </w:t>
+        <w:t xml:space="preserve">{%p for j in judges %}</w:t>
       </w:r>
     </w:p>
     <w:p>
@@ -850,7 +850,7 @@
           <w:szCs w:val="22"/>
           <w:lang w:val="ru-RU"/>
         </w:rPr>
-        <w:t xml:space="preserve">Мищенко Елена Владимировна (Россия / Russia, Нижний Новгород) </w:t>
+        <w:t xml:space="preserve">{{ j.name }} — {{ j.assignment }}</w:t>
       </w:r>
     </w:p>
     <w:p>
@@ -874,7 +874,7 @@
           <w:szCs w:val="22"/>
           <w:lang w:val="ru-RU"/>
         </w:rPr>
-        <w:t>Мордвинова Татьяна Александровна (Россия / Russia, Москва)</w:t>
+        <w:t xml:space="preserve">{%p endfor %}</w:t>
       </w:r>
     </w:p>
     <w:p>

--- a/app/templates/documents/catalog.docx
+++ b/app/templates/documents/catalog.docx
@@ -318,6 +318,17 @@
           <w:lang w:val="ru-RU"/>
         </w:rPr>
       </w:pPr>
+      <w:r>
+        <w:rPr>
+          <w:rFonts w:cs="Arial Narrow"/>
+          <w:b/>
+          <w:bCs/>
+          <w:sz w:val="28"/>
+          <w:szCs w:val="28"/>
+          <w:lang w:val="ru-RU"/>
+        </w:rPr>
+        <w:t xml:space="preserve">ранга {{ show_rank }}</w:t>
+      </w:r>
     </w:p>
     <w:p>
       <w:pPr>
@@ -7877,6 +7888,107 @@
           </w:p>
         </w:tc>
       </w:tr>
+      <w:tr>
+        <w:tblPrEx>
+          <w:tblCellMar>
+            <w:top w:w="0" w:type="dxa"/>
+            <w:bottom w:w="0" w:type="dxa"/>
+          </w:tblCellMar>
+        </w:tblPrEx>
+        <w:tc>
+          <w:tcPr>
+            <w:tcW w:w="650" w:type="dxa"/>
+            <w:tcBorders>
+              <w:top w:val="single" w:sz="4" w:space="0" w:color="auto"/>
+              <w:left w:val="single" w:sz="4" w:space="0" w:color="auto"/>
+              <w:bottom w:val="single" w:sz="4" w:space="0" w:color="auto"/>
+              <w:right w:val="single" w:sz="4" w:space="0" w:color="auto"/>
+            </w:tcBorders>
+          </w:tcPr>
+          <w:p>
+            <w:pPr>
+              <w:rPr>
+                <w:rFonts w:cs="Arial Narrow"/>
+                <w:sz w:val="4"/>
+                <w:szCs w:val="4"/>
+                <w:lang w:val="ru-RU"/>
+              </w:rPr>
+            </w:pPr>
+            <w:r>
+              <w:rPr>
+                <w:rFonts w:cs="Arial Narrow"/>
+                <w:sz w:val="4"/>
+                <w:szCs w:val="4"/>
+                <w:lang w:val="ru-RU"/>
+              </w:rPr>
+              <w:t xml:space="preserve">  </w:t>
+            </w:r>
+          </w:p>
+        </w:tc>
+        <w:tc>
+          <w:tcPr>
+            <w:tcW w:w="5450" w:type="dxa"/>
+            <w:gridSpan w:val="3"/>
+            <w:tcBorders>
+              <w:top w:val="single" w:sz="4" w:space="0" w:color="auto"/>
+              <w:left w:val="single" w:sz="4" w:space="0" w:color="auto"/>
+              <w:bottom w:val="single" w:sz="4" w:space="0" w:color="auto"/>
+              <w:right w:val="single" w:sz="4" w:space="0" w:color="auto"/>
+            </w:tcBorders>
+          </w:tcPr>
+          <w:p>
+            <w:pPr>
+              <w:jc w:val="center"/>
+              <w:rPr>
+                <w:rFonts w:cs="Arial Narrow"/>
+                <w:b/>
+                <w:bCs/>
+                <w:sz w:val="18"/>
+                <w:szCs w:val="18"/>
+                <w:lang w:val="ru-RU"/>
+              </w:rPr>
+            </w:pPr>
+            <w:r>
+              <w:rPr>
+                <w:rFonts w:cs="Arial Narrow"/>
+                <w:b/>
+                <w:bCs/>
+                <w:sz w:val="18"/>
+                <w:szCs w:val="18"/>
+                <w:lang w:val="ru-RU"/>
+              </w:rPr>
+              <w:t xml:space="preserve">Всего участников / Total:</w:t>
+            </w:r>
+          </w:p>
+        </w:tc>
+        <w:tc>
+          <w:tcPr>
+            <w:tcW w:w="874" w:type="dxa"/>
+            <w:tcBorders>
+              <w:top w:val="single" w:sz="4" w:space="0" w:color="auto"/>
+              <w:left w:val="single" w:sz="4" w:space="0" w:color="auto"/>
+              <w:bottom w:val="single" w:sz="4" w:space="0" w:color="auto"/>
+              <w:right w:val="single" w:sz="4" w:space="0" w:color="auto"/>
+            </w:tcBorders>
+          </w:tcPr>
+          <w:p>
+            <w:pPr>
+              <w:jc w:val="center"/>
+              <w:rPr>
+                <w:rFonts w:cs="Arial Narrow"/>
+                <w:b/>
+                <w:bCs/>
+                <w:sz w:val="18"/>
+                <w:szCs w:val="18"/>
+                <w:lang w:val="ru-RU"/>
+              </w:rPr>
+            </w:pPr>
+            <w:r>
+              <w:t xml:space="preserve">{{ total_entries }}</w:t>
+            </w:r>
+          </w:p>
+        </w:tc>
+      </w:tr>
     </w:tbl>
     <w:p>
       <w:pPr>
@@ -8377,7 +8489,7 @@
                 <w:szCs w:val="17"/>
                 <w:lang w:val="ru-RU"/>
               </w:rPr>
-              <w:t xml:space="preserve">{{ e.pedigree }}, {{ e.marks }}, д.р. {{ e.dob }}, {{ e.color }}, {{ e.sire }} x {{ e.dam }}, зав. {{ e.breeder }}, вл. {{ e.owner }}</w:t>
+              <w:t xml:space="preserve">{{ e.detail_line }}</w:t>
             </w:r>
           </w:p>
         </w:tc>
